--- a/BangPhanCong.docx
+++ b/BangPhanCong.docx
@@ -1,6 +1,6 @@
 
 <file path=word/document.xml><?xml version="1.0" encoding="utf-8"?>
-<w:document xmlns:wpc="http://schemas.microsoft.com/office/word/2010/wordprocessingCanvas" xmlns:cx="http://schemas.microsoft.com/office/drawing/2014/chartex" xmlns:cx1="http://schemas.microsoft.com/office/drawing/2015/9/8/chartex" xmlns:cx2="http://schemas.microsoft.com/office/drawing/2015/10/21/chartex" xmlns:cx3="http://schemas.microsoft.com/office/drawing/2016/5/9/chartex" xmlns:cx4="http://schemas.microsoft.com/office/drawing/2016/5/10/chartex" xmlns:cx5="http://schemas.microsoft.com/office/drawing/2016/5/11/chartex" xmlns:cx6="http://schemas.microsoft.com/office/drawing/2016/5/12/chartex" xmlns:cx7="http://schemas.microsoft.com/office/drawing/2016/5/13/chartex" xmlns:cx8="http://schemas.microsoft.com/office/drawing/2016/5/14/chartex" xmlns:mc="http://schemas.openxmlformats.org/markup-compatibility/2006" xmlns:aink="http://schemas.microsoft.com/office/drawing/2016/ink" xmlns:am3d="http://schemas.microsoft.com/office/drawing/2017/model3d" xmlns:o="urn:schemas-microsoft-com:office:office" xmlns:oel="http://schemas.microsoft.com/office/2019/extlst" xmlns:r="http://schemas.openxmlformats.org/officeDocument/2006/relationships" xmlns:m="http://schemas.openxmlformats.org/officeDocument/2006/math" xmlns:v="urn:schemas-microsoft-com:vml" xmlns:wp14="http://schemas.microsoft.com/office/word/2010/wordprocessingDrawing" xmlns:wp="http://schemas.openxmlformats.org/drawingml/2006/wordprocessingDrawing" xmlns:w10="urn:schemas-microsoft-com:office:word" xmlns:w="http://schemas.openxmlformats.org/wordprocessingml/2006/main" xmlns:w14="http://schemas.microsoft.com/office/word/2010/wordml" xmlns:w15="http://schemas.microsoft.com/office/word/2012/wordml" xmlns:w16cex="http://schemas.microsoft.com/office/word/2018/wordml/cex" xmlns:w16cid="http://schemas.microsoft.com/office/word/2016/wordml/cid" xmlns:w16="http://schemas.microsoft.com/office/word/2018/wordml" xmlns:w16du="http://schemas.microsoft.com/office/word/2023/wordml/word16du" xmlns:w16sdtdh="http://schemas.microsoft.com/office/word/2020/wordml/sdtdatahash" xmlns:w16sdtfl="http://schemas.microsoft.com/office/word/2024/wordml/sdtformatlock" xmlns:w16se="http://schemas.microsoft.com/office/word/2015/wordml/symex" xmlns:wpg="http://schemas.microsoft.com/office/word/2010/wordprocessingGroup" xmlns:wpi="http://schemas.microsoft.com/office/word/2010/wordprocessingInk" xmlns:wne="http://schemas.microsoft.com/office/word/2006/wordml" xmlns:wps="http://schemas.microsoft.com/office/word/2010/wordprocessingShape" mc:Ignorable="w14 w15 w16se w16cid w16 w16cex w16sdtdh w16sdtfl w16du wp14">
+<w:document xmlns:wpc="http://schemas.microsoft.com/office/word/2010/wordprocessingCanvas" xmlns:cx="http://schemas.microsoft.com/office/drawing/2014/chartex" xmlns:cx1="http://schemas.microsoft.com/office/drawing/2015/9/8/chartex" xmlns:cx2="http://schemas.microsoft.com/office/drawing/2015/10/21/chartex" xmlns:cx3="http://schemas.microsoft.com/office/drawing/2016/5/9/chartex" xmlns:cx4="http://schemas.microsoft.com/office/drawing/2016/5/10/chartex" xmlns:cx5="http://schemas.microsoft.com/office/drawing/2016/5/11/chartex" xmlns:cx6="http://schemas.microsoft.com/office/drawing/2016/5/12/chartex" xmlns:cx7="http://schemas.microsoft.com/office/drawing/2016/5/13/chartex" xmlns:cx8="http://schemas.microsoft.com/office/drawing/2016/5/14/chartex" xmlns:mc="http://schemas.openxmlformats.org/markup-compatibility/2006" xmlns:aink="http://schemas.microsoft.com/office/drawing/2016/ink" xmlns:am3d="http://schemas.microsoft.com/office/drawing/2017/model3d" xmlns:o="urn:schemas-microsoft-com:office:office" xmlns:oel="http://schemas.microsoft.com/office/2019/extlst" xmlns:r="http://schemas.openxmlformats.org/officeDocument/2006/relationships" xmlns:m="http://schemas.openxmlformats.org/officeDocument/2006/math" xmlns:v="urn:schemas-microsoft-com:vml" xmlns:wp14="http://schemas.microsoft.com/office/word/2010/wordprocessingDrawing" xmlns:wp="http://schemas.openxmlformats.org/drawingml/2006/wordprocessingDrawing" xmlns:w10="urn:schemas-microsoft-com:office:word" xmlns:w="http://schemas.openxmlformats.org/wordprocessingml/2006/main" xmlns:w14="http://schemas.microsoft.com/office/word/2010/wordml" xmlns:w15="http://schemas.microsoft.com/office/word/2012/wordml" xmlns:w16cei="http://schemas.microsoft.com/office/word/2026/wordml/cei" xmlns:w16cex="http://schemas.microsoft.com/office/word/2018/wordml/cex" xmlns:w16cid="http://schemas.microsoft.com/office/word/2016/wordml/cid" xmlns:w16="http://schemas.microsoft.com/office/word/2018/wordml" xmlns:w16du="http://schemas.microsoft.com/office/word/2023/wordml/word16du" xmlns:w16sdtdh="http://schemas.microsoft.com/office/word/2020/wordml/sdtdatahash" xmlns:w16sdtfl="http://schemas.microsoft.com/office/word/2024/wordml/sdtformatlock" xmlns:w16se="http://schemas.microsoft.com/office/word/2015/wordml/symex" xmlns:wpg="http://schemas.microsoft.com/office/word/2010/wordprocessingGroup" xmlns:wpi="http://schemas.microsoft.com/office/word/2010/wordprocessingInk" xmlns:wne="http://schemas.microsoft.com/office/word/2006/wordml" xmlns:wps="http://schemas.microsoft.com/office/word/2010/wordprocessingShape" mc:Ignorable="w14 w15 w16se w16cid w16 w16cex w16sdtdh w16sdtfl w16du wp14">
   <w:body>
     <w:p>
       <w:pPr>
@@ -55,12 +55,6 @@
         <w:gridCol w:w="1808"/>
       </w:tblGrid>
       <w:tr>
-        <w:tblPrEx>
-          <w:tblCellMar>
-            <w:top w:w="0" w:type="dxa"/>
-            <w:bottom w:w="0" w:type="dxa"/>
-          </w:tblCellMar>
-        </w:tblPrEx>
         <w:trPr>
           <w:trHeight w:val="264"/>
           <w:tblHeader/>
@@ -198,12 +192,6 @@
         </w:tc>
       </w:tr>
       <w:tr>
-        <w:tblPrEx>
-          <w:tblCellMar>
-            <w:top w:w="0" w:type="dxa"/>
-            <w:bottom w:w="0" w:type="dxa"/>
-          </w:tblCellMar>
-        </w:tblPrEx>
         <w:trPr>
           <w:trHeight w:val="528"/>
           <w:jc w:val="center"/>
@@ -245,14 +233,7 @@
                 <w:b/>
                 <w:bCs/>
               </w:rPr>
-              <w:t xml:space="preserve">Nguyễn Thị Thùy </w:t>
-            </w:r>
-            <w:r>
-              <w:rPr>
-                <w:b/>
-                <w:bCs/>
-              </w:rPr>
-              <w:t>Linh (Nhóm trưởng)</w:t>
+              <w:t>Nguyễn Thị Thùy Linh (Nhóm trưởng)</w:t>
             </w:r>
           </w:p>
         </w:tc>
@@ -312,12 +293,6 @@
         </w:tc>
       </w:tr>
       <w:tr>
-        <w:tblPrEx>
-          <w:tblCellMar>
-            <w:top w:w="0" w:type="dxa"/>
-            <w:bottom w:w="0" w:type="dxa"/>
-          </w:tblCellMar>
-        </w:tblPrEx>
         <w:trPr>
           <w:trHeight w:val="264"/>
           <w:jc w:val="center"/>
@@ -355,11 +330,7 @@
           </w:tcPr>
           <w:p>
             <w:r>
-              <w:rPr>
-                <w:b/>
-                <w:bCs/>
-              </w:rPr>
-              <w:t>Sang</w:t>
+              <w:t>Quách Phú Sang</w:t>
             </w:r>
           </w:p>
         </w:tc>
@@ -378,6 +349,9 @@
             <w:pPr>
               <w:jc w:val="center"/>
             </w:pPr>
+            <w:r>
+              <w:t>067207005497</w:t>
+            </w:r>
           </w:p>
         </w:tc>
         <w:tc>
@@ -416,12 +390,6 @@
         </w:tc>
       </w:tr>
       <w:tr>
-        <w:tblPrEx>
-          <w:tblCellMar>
-            <w:top w:w="0" w:type="dxa"/>
-            <w:bottom w:w="0" w:type="dxa"/>
-          </w:tblCellMar>
-        </w:tblPrEx>
         <w:trPr>
           <w:trHeight w:val="264"/>
           <w:jc w:val="center"/>
@@ -520,12 +488,6 @@
         </w:tc>
       </w:tr>
       <w:tr>
-        <w:tblPrEx>
-          <w:tblCellMar>
-            <w:top w:w="0" w:type="dxa"/>
-            <w:bottom w:w="0" w:type="dxa"/>
-          </w:tblCellMar>
-        </w:tblPrEx>
         <w:trPr>
           <w:trHeight w:val="264"/>
           <w:jc w:val="center"/>
@@ -624,12 +586,6 @@
         </w:tc>
       </w:tr>
       <w:tr>
-        <w:tblPrEx>
-          <w:tblCellMar>
-            <w:top w:w="0" w:type="dxa"/>
-            <w:bottom w:w="0" w:type="dxa"/>
-          </w:tblCellMar>
-        </w:tblPrEx>
         <w:trPr>
           <w:trHeight w:val="264"/>
           <w:jc w:val="center"/>
@@ -756,7 +712,7 @@
 </file>
 
 <file path=word/numbering.xml><?xml version="1.0" encoding="utf-8"?>
-<w:numbering xmlns:wpc="http://schemas.microsoft.com/office/word/2010/wordprocessingCanvas" xmlns:cx="http://schemas.microsoft.com/office/drawing/2014/chartex" xmlns:cx1="http://schemas.microsoft.com/office/drawing/2015/9/8/chartex" xmlns:cx2="http://schemas.microsoft.com/office/drawing/2015/10/21/chartex" xmlns:cx3="http://schemas.microsoft.com/office/drawing/2016/5/9/chartex" xmlns:cx4="http://schemas.microsoft.com/office/drawing/2016/5/10/chartex" xmlns:cx5="http://schemas.microsoft.com/office/drawing/2016/5/11/chartex" xmlns:cx6="http://schemas.microsoft.com/office/drawing/2016/5/12/chartex" xmlns:cx7="http://schemas.microsoft.com/office/drawing/2016/5/13/chartex" xmlns:cx8="http://schemas.microsoft.com/office/drawing/2016/5/14/chartex" xmlns:mc="http://schemas.openxmlformats.org/markup-compatibility/2006" xmlns:aink="http://schemas.microsoft.com/office/drawing/2016/ink" xmlns:am3d="http://schemas.microsoft.com/office/drawing/2017/model3d" xmlns:o="urn:schemas-microsoft-com:office:office" xmlns:oel="http://schemas.microsoft.com/office/2019/extlst" xmlns:r="http://schemas.openxmlformats.org/officeDocument/2006/relationships" xmlns:m="http://schemas.openxmlformats.org/officeDocument/2006/math" xmlns:v="urn:schemas-microsoft-com:vml" xmlns:wp14="http://schemas.microsoft.com/office/word/2010/wordprocessingDrawing" xmlns:wp="http://schemas.openxmlformats.org/drawingml/2006/wordprocessingDrawing" xmlns:w10="urn:schemas-microsoft-com:office:word" xmlns:w="http://schemas.openxmlformats.org/wordprocessingml/2006/main" xmlns:w14="http://schemas.microsoft.com/office/word/2010/wordml" xmlns:w15="http://schemas.microsoft.com/office/word/2012/wordml" xmlns:w16cex="http://schemas.microsoft.com/office/word/2018/wordml/cex" xmlns:w16cid="http://schemas.microsoft.com/office/word/2016/wordml/cid" xmlns:w16="http://schemas.microsoft.com/office/word/2018/wordml" xmlns:w16du="http://schemas.microsoft.com/office/word/2023/wordml/word16du" xmlns:w16sdtdh="http://schemas.microsoft.com/office/word/2020/wordml/sdtdatahash" xmlns:w16sdtfl="http://schemas.microsoft.com/office/word/2024/wordml/sdtformatlock" xmlns:w16se="http://schemas.microsoft.com/office/word/2015/wordml/symex" xmlns:wpg="http://schemas.microsoft.com/office/word/2010/wordprocessingGroup" xmlns:wpi="http://schemas.microsoft.com/office/word/2010/wordprocessingInk" xmlns:wne="http://schemas.microsoft.com/office/word/2006/wordml" xmlns:wps="http://schemas.microsoft.com/office/word/2010/wordprocessingShape" mc:Ignorable="w14 w15 w16se w16cid w16 w16cex w16sdtdh w16sdtfl w16du wp14">
+<w:numbering xmlns:wpc="http://schemas.microsoft.com/office/word/2010/wordprocessingCanvas" xmlns:cx="http://schemas.microsoft.com/office/drawing/2014/chartex" xmlns:cx1="http://schemas.microsoft.com/office/drawing/2015/9/8/chartex" xmlns:cx2="http://schemas.microsoft.com/office/drawing/2015/10/21/chartex" xmlns:cx3="http://schemas.microsoft.com/office/drawing/2016/5/9/chartex" xmlns:cx4="http://schemas.microsoft.com/office/drawing/2016/5/10/chartex" xmlns:cx5="http://schemas.microsoft.com/office/drawing/2016/5/11/chartex" xmlns:cx6="http://schemas.microsoft.com/office/drawing/2016/5/12/chartex" xmlns:cx7="http://schemas.microsoft.com/office/drawing/2016/5/13/chartex" xmlns:cx8="http://schemas.microsoft.com/office/drawing/2016/5/14/chartex" xmlns:mc="http://schemas.openxmlformats.org/markup-compatibility/2006" xmlns:aink="http://schemas.microsoft.com/office/drawing/2016/ink" xmlns:am3d="http://schemas.microsoft.com/office/drawing/2017/model3d" xmlns:o="urn:schemas-microsoft-com:office:office" xmlns:oel="http://schemas.microsoft.com/office/2019/extlst" xmlns:r="http://schemas.openxmlformats.org/officeDocument/2006/relationships" xmlns:m="http://schemas.openxmlformats.org/officeDocument/2006/math" xmlns:v="urn:schemas-microsoft-com:vml" xmlns:wp14="http://schemas.microsoft.com/office/word/2010/wordprocessingDrawing" xmlns:wp="http://schemas.openxmlformats.org/drawingml/2006/wordprocessingDrawing" xmlns:w10="urn:schemas-microsoft-com:office:word" xmlns:w="http://schemas.openxmlformats.org/wordprocessingml/2006/main" xmlns:w14="http://schemas.microsoft.com/office/word/2010/wordml" xmlns:w15="http://schemas.microsoft.com/office/word/2012/wordml" xmlns:w16cei="http://schemas.microsoft.com/office/word/2026/wordml/cei" xmlns:w16cex="http://schemas.microsoft.com/office/word/2018/wordml/cex" xmlns:w16cid="http://schemas.microsoft.com/office/word/2016/wordml/cid" xmlns:w16="http://schemas.microsoft.com/office/word/2018/wordml" xmlns:w16du="http://schemas.microsoft.com/office/word/2023/wordml/word16du" xmlns:w16sdtdh="http://schemas.microsoft.com/office/word/2020/wordml/sdtdatahash" xmlns:w16sdtfl="http://schemas.microsoft.com/office/word/2024/wordml/sdtformatlock" xmlns:w16se="http://schemas.microsoft.com/office/word/2015/wordml/symex" xmlns:wpg="http://schemas.microsoft.com/office/word/2010/wordprocessingGroup" xmlns:wpi="http://schemas.microsoft.com/office/word/2010/wordprocessingInk" xmlns:wne="http://schemas.microsoft.com/office/word/2006/wordml" xmlns:wps="http://schemas.microsoft.com/office/word/2010/wordprocessingShape" mc:Ignorable="w14 w15 w16se w16cid w16 w16cex w16sdtdh w16sdtfl w16du wp14">
   <w:abstractNum w:abstractNumId="0" w15:restartNumberingAfterBreak="0">
     <w:nsid w:val="14DD1445"/>
     <w:multiLevelType w:val="hybridMultilevel"/>

--- a/BangPhanCong.docx
+++ b/BangPhanCong.docx
@@ -1,6 +1,6 @@
 
 <file path=word/document.xml><?xml version="1.0" encoding="utf-8"?>
-<w:document xmlns:wpc="http://schemas.microsoft.com/office/word/2010/wordprocessingCanvas" xmlns:cx="http://schemas.microsoft.com/office/drawing/2014/chartex" xmlns:cx1="http://schemas.microsoft.com/office/drawing/2015/9/8/chartex" xmlns:cx2="http://schemas.microsoft.com/office/drawing/2015/10/21/chartex" xmlns:cx3="http://schemas.microsoft.com/office/drawing/2016/5/9/chartex" xmlns:cx4="http://schemas.microsoft.com/office/drawing/2016/5/10/chartex" xmlns:cx5="http://schemas.microsoft.com/office/drawing/2016/5/11/chartex" xmlns:cx6="http://schemas.microsoft.com/office/drawing/2016/5/12/chartex" xmlns:cx7="http://schemas.microsoft.com/office/drawing/2016/5/13/chartex" xmlns:cx8="http://schemas.microsoft.com/office/drawing/2016/5/14/chartex" xmlns:mc="http://schemas.openxmlformats.org/markup-compatibility/2006" xmlns:aink="http://schemas.microsoft.com/office/drawing/2016/ink" xmlns:am3d="http://schemas.microsoft.com/office/drawing/2017/model3d" xmlns:o="urn:schemas-microsoft-com:office:office" xmlns:oel="http://schemas.microsoft.com/office/2019/extlst" xmlns:r="http://schemas.openxmlformats.org/officeDocument/2006/relationships" xmlns:m="http://schemas.openxmlformats.org/officeDocument/2006/math" xmlns:v="urn:schemas-microsoft-com:vml" xmlns:wp14="http://schemas.microsoft.com/office/word/2010/wordprocessingDrawing" xmlns:wp="http://schemas.openxmlformats.org/drawingml/2006/wordprocessingDrawing" xmlns:w10="urn:schemas-microsoft-com:office:word" xmlns:w="http://schemas.openxmlformats.org/wordprocessingml/2006/main" xmlns:w14="http://schemas.microsoft.com/office/word/2010/wordml" xmlns:w15="http://schemas.microsoft.com/office/word/2012/wordml" xmlns:w16cei="http://schemas.microsoft.com/office/word/2026/wordml/cei" xmlns:w16cex="http://schemas.microsoft.com/office/word/2018/wordml/cex" xmlns:w16cid="http://schemas.microsoft.com/office/word/2016/wordml/cid" xmlns:w16="http://schemas.microsoft.com/office/word/2018/wordml" xmlns:w16du="http://schemas.microsoft.com/office/word/2023/wordml/word16du" xmlns:w16sdtdh="http://schemas.microsoft.com/office/word/2020/wordml/sdtdatahash" xmlns:w16sdtfl="http://schemas.microsoft.com/office/word/2024/wordml/sdtformatlock" xmlns:w16se="http://schemas.microsoft.com/office/word/2015/wordml/symex" xmlns:wpg="http://schemas.microsoft.com/office/word/2010/wordprocessingGroup" xmlns:wpi="http://schemas.microsoft.com/office/word/2010/wordprocessingInk" xmlns:wne="http://schemas.microsoft.com/office/word/2006/wordml" xmlns:wps="http://schemas.microsoft.com/office/word/2010/wordprocessingShape" mc:Ignorable="w14 w15 w16se w16cid w16 w16cex w16sdtdh w16sdtfl w16du wp14">
+<w:document xmlns:wpc="http://schemas.microsoft.com/office/word/2010/wordprocessingCanvas" xmlns:mc="http://schemas.openxmlformats.org/markup-compatibility/2006" xmlns:o="urn:schemas-microsoft-com:office:office" xmlns:r="http://schemas.openxmlformats.org/officeDocument/2006/relationships" xmlns:m="http://schemas.openxmlformats.org/officeDocument/2006/math" xmlns:v="urn:schemas-microsoft-com:vml" xmlns:wp14="http://schemas.microsoft.com/office/word/2010/wordprocessingDrawing" xmlns:wp="http://schemas.openxmlformats.org/drawingml/2006/wordprocessingDrawing" xmlns:w10="urn:schemas-microsoft-com:office:word" xmlns:w="http://schemas.openxmlformats.org/wordprocessingml/2006/main" xmlns:w14="http://schemas.microsoft.com/office/word/2010/wordml" xmlns:w15="http://schemas.microsoft.com/office/word/2012/wordml" xmlns:w16se="http://schemas.microsoft.com/office/word/2015/wordml/symex" xmlns:w16cid="http://schemas.microsoft.com/office/word/2016/wordml/cid" xmlns:w16="http://schemas.microsoft.com/office/word/2018/wordml" xmlns:w16cex="http://schemas.microsoft.com/office/word/2018/wordml/cex" xmlns:w16sdtdh="http://schemas.microsoft.com/office/word/2020/wordml/sdtdatahash" xmlns:wne="http://schemas.microsoft.com/office/word/2006/wordml" xmlns:wpg="http://schemas.microsoft.com/office/word/2010/wordprocessingGroup" xmlns:wps="http://schemas.microsoft.com/office/word/2010/wordprocessingShape" mc:Ignorable="w14 w15 w16se w16cid w16 w16cex w16sdtdh wp14">
   <w:body>
     <w:p>
       <w:pPr>
@@ -10,8 +10,12 @@
       </w:pPr>
       <w:r>
         <w:rPr>
+          <w:rFonts w:ascii="Times New Roman" w:hAnsi="Times New Roman" w:cs="Times New Roman"/>
           <w:b/>
           <w:bCs/>
+          <w:color w:val="2E74B5"/>
+          <w:sz w:val="32"/>
+          <w:szCs w:val="32"/>
         </w:rPr>
         <w:t>BẢNG PHÂN CÔNG CÔNG VIỆC</w:t>
       </w:r>
@@ -23,6 +27,7 @@
       </w:pPr>
       <w:r>
         <w:rPr>
+          <w:rFonts w:ascii="Times New Roman" w:hAnsi="Times New Roman" w:cs="Times New Roman"/>
           <w:b/>
           <w:bCs/>
         </w:rPr>
@@ -41,35 +46,39 @@
           <w:insideH w:val="single" w:sz="4" w:space="0" w:color="auto"/>
           <w:insideV w:val="single" w:sz="4" w:space="0" w:color="auto"/>
         </w:tblBorders>
+        <w:tblLayout w:type="fixed"/>
         <w:tblCellMar>
           <w:left w:w="10" w:type="dxa"/>
           <w:right w:w="10" w:type="dxa"/>
         </w:tblCellMar>
-        <w:tblLook w:val="0000" w:firstRow="0" w:lastRow="0" w:firstColumn="0" w:lastColumn="0" w:noHBand="0" w:noVBand="0"/>
       </w:tblPr>
       <w:tblGrid>
-        <w:gridCol w:w="632"/>
-        <w:gridCol w:w="2350"/>
+        <w:gridCol w:w="677"/>
+        <w:gridCol w:w="2305"/>
         <w:gridCol w:w="1989"/>
         <w:gridCol w:w="4068"/>
         <w:gridCol w:w="1808"/>
       </w:tblGrid>
       <w:tr>
         <w:trPr>
+          <w:tblHeader/>
           <w:trHeight w:val="264"/>
-          <w:tblHeader/>
           <w:jc w:val="center"/>
         </w:trPr>
         <w:tc>
           <w:tcPr>
-            <w:tcW w:w="632" w:type="dxa"/>
-            <w:tcBorders>
-              <w:top w:val="single" w:sz="4" w:space="0" w:color="000000"/>
-              <w:left w:val="single" w:sz="4" w:space="0" w:color="000000"/>
-              <w:bottom w:val="single" w:sz="4" w:space="0" w:color="000000"/>
-              <w:right w:val="single" w:sz="4" w:space="0" w:color="000000"/>
-            </w:tcBorders>
-            <w:shd w:val="clear" w:color="auto" w:fill="4472C4"/>
+            <w:tcW w:w="677" w:type="dxa"/>
+            <w:tcBorders>
+              <w:top w:val="single" w:sz="4" w:space="0" w:color="000000"/>
+              <w:left w:val="single" w:sz="4" w:space="0" w:color="000000"/>
+              <w:bottom w:val="single" w:sz="4" w:space="0" w:color="000000"/>
+              <w:right w:val="single" w:sz="4" w:space="0" w:color="000000"/>
+            </w:tcBorders>
+            <w:shd w:val="clear" w:fill="4472C4"/>
+            <w:tcMar>
+              <w:left w:w="10" w:type="dxa"/>
+              <w:right w:w="10" w:type="dxa"/>
+            </w:tcMar>
             <w:vAlign w:val="center"/>
           </w:tcPr>
           <w:p>
@@ -78,6 +87,7 @@
             </w:pPr>
             <w:r>
               <w:rPr>
+                <w:rFonts w:ascii="Times New Roman" w:hAnsi="Times New Roman" w:cs="Times New Roman"/>
                 <w:b/>
                 <w:bCs/>
                 <w:color w:val="FFFFFF"/>
@@ -88,14 +98,18 @@
         </w:tc>
         <w:tc>
           <w:tcPr>
-            <w:tcW w:w="2350" w:type="dxa"/>
-            <w:tcBorders>
-              <w:top w:val="single" w:sz="4" w:space="0" w:color="000000"/>
-              <w:left w:val="single" w:sz="4" w:space="0" w:color="000000"/>
-              <w:bottom w:val="single" w:sz="4" w:space="0" w:color="000000"/>
-              <w:right w:val="single" w:sz="4" w:space="0" w:color="000000"/>
-            </w:tcBorders>
-            <w:shd w:val="clear" w:color="auto" w:fill="4472C4"/>
+            <w:tcW w:w="2305" w:type="dxa"/>
+            <w:tcBorders>
+              <w:top w:val="single" w:sz="4" w:space="0" w:color="000000"/>
+              <w:left w:val="single" w:sz="4" w:space="0" w:color="000000"/>
+              <w:bottom w:val="single" w:sz="4" w:space="0" w:color="000000"/>
+              <w:right w:val="single" w:sz="4" w:space="0" w:color="000000"/>
+            </w:tcBorders>
+            <w:shd w:val="clear" w:fill="4472C4"/>
+            <w:tcMar>
+              <w:left w:w="10" w:type="dxa"/>
+              <w:right w:w="10" w:type="dxa"/>
+            </w:tcMar>
             <w:vAlign w:val="center"/>
           </w:tcPr>
           <w:p>
@@ -104,6 +118,7 @@
             </w:pPr>
             <w:r>
               <w:rPr>
+                <w:rFonts w:ascii="Times New Roman" w:hAnsi="Times New Roman" w:cs="Times New Roman"/>
                 <w:b/>
                 <w:bCs/>
                 <w:color w:val="FFFFFF"/>
@@ -121,7 +136,11 @@
               <w:bottom w:val="single" w:sz="4" w:space="0" w:color="000000"/>
               <w:right w:val="single" w:sz="4" w:space="0" w:color="000000"/>
             </w:tcBorders>
-            <w:shd w:val="clear" w:color="auto" w:fill="4472C4"/>
+            <w:shd w:val="clear" w:fill="4472C4"/>
+            <w:tcMar>
+              <w:left w:w="10" w:type="dxa"/>
+              <w:right w:w="10" w:type="dxa"/>
+            </w:tcMar>
             <w:vAlign w:val="center"/>
           </w:tcPr>
           <w:p>
@@ -130,6 +149,7 @@
             </w:pPr>
             <w:r>
               <w:rPr>
+                <w:rFonts w:ascii="Times New Roman" w:hAnsi="Times New Roman" w:cs="Times New Roman"/>
                 <w:b/>
                 <w:bCs/>
                 <w:color w:val="FFFFFF"/>
@@ -147,7 +167,11 @@
               <w:bottom w:val="single" w:sz="4" w:space="0" w:color="000000"/>
               <w:right w:val="single" w:sz="4" w:space="0" w:color="000000"/>
             </w:tcBorders>
-            <w:shd w:val="clear" w:color="auto" w:fill="4472C4"/>
+            <w:shd w:val="clear" w:fill="4472C4"/>
+            <w:tcMar>
+              <w:left w:w="10" w:type="dxa"/>
+              <w:right w:w="10" w:type="dxa"/>
+            </w:tcMar>
             <w:vAlign w:val="center"/>
           </w:tcPr>
           <w:p>
@@ -156,6 +180,7 @@
             </w:pPr>
             <w:r>
               <w:rPr>
+                <w:rFonts w:ascii="Times New Roman" w:hAnsi="Times New Roman" w:cs="Times New Roman"/>
                 <w:b/>
                 <w:bCs/>
                 <w:color w:val="FFFFFF"/>
@@ -173,7 +198,11 @@
               <w:bottom w:val="single" w:sz="4" w:space="0" w:color="000000"/>
               <w:right w:val="single" w:sz="4" w:space="0" w:color="000000"/>
             </w:tcBorders>
-            <w:shd w:val="clear" w:color="auto" w:fill="4472C4"/>
+            <w:shd w:val="clear" w:fill="4472C4"/>
+            <w:tcMar>
+              <w:left w:w="10" w:type="dxa"/>
+              <w:right w:w="10" w:type="dxa"/>
+            </w:tcMar>
             <w:vAlign w:val="center"/>
           </w:tcPr>
           <w:p>
@@ -182,6 +211,7 @@
             </w:pPr>
             <w:r>
               <w:rPr>
+                <w:rFonts w:ascii="Times New Roman" w:hAnsi="Times New Roman" w:cs="Times New Roman"/>
                 <w:b/>
                 <w:bCs/>
                 <w:color w:val="FFFFFF"/>
@@ -198,13 +228,17 @@
         </w:trPr>
         <w:tc>
           <w:tcPr>
-            <w:tcW w:w="632" w:type="dxa"/>
-            <w:tcBorders>
-              <w:top w:val="single" w:sz="4" w:space="0" w:color="000000"/>
-              <w:left w:val="single" w:sz="4" w:space="0" w:color="000000"/>
-              <w:bottom w:val="single" w:sz="4" w:space="0" w:color="000000"/>
-              <w:right w:val="single" w:sz="4" w:space="0" w:color="000000"/>
-            </w:tcBorders>
+            <w:tcW w:w="677" w:type="dxa"/>
+            <w:tcBorders>
+              <w:top w:val="single" w:sz="4" w:space="0" w:color="000000"/>
+              <w:left w:val="single" w:sz="4" w:space="0" w:color="000000"/>
+              <w:bottom w:val="single" w:sz="4" w:space="0" w:color="000000"/>
+              <w:right w:val="single" w:sz="4" w:space="0" w:color="000000"/>
+            </w:tcBorders>
+            <w:tcMar>
+              <w:left w:w="10" w:type="dxa"/>
+              <w:right w:w="10" w:type="dxa"/>
+            </w:tcMar>
             <w:vAlign w:val="center"/>
           </w:tcPr>
           <w:p>
@@ -212,26 +246,32 @@
               <w:jc w:val="center"/>
             </w:pPr>
             <w:r>
+              <w:rPr>
+                <w:rFonts w:ascii="Times New Roman" w:hAnsi="Times New Roman" w:cs="Times New Roman"/>
+              </w:rPr>
               <w:t>1</w:t>
             </w:r>
           </w:p>
         </w:tc>
         <w:tc>
           <w:tcPr>
-            <w:tcW w:w="2350" w:type="dxa"/>
-            <w:tcBorders>
-              <w:top w:val="single" w:sz="4" w:space="0" w:color="000000"/>
-              <w:left w:val="single" w:sz="4" w:space="0" w:color="000000"/>
-              <w:bottom w:val="single" w:sz="4" w:space="0" w:color="000000"/>
-              <w:right w:val="single" w:sz="4" w:space="0" w:color="000000"/>
-            </w:tcBorders>
-            <w:vAlign w:val="center"/>
-          </w:tcPr>
-          <w:p>
-            <w:r>
-              <w:rPr>
-                <w:b/>
-                <w:bCs/>
+            <w:tcW w:w="2305" w:type="dxa"/>
+            <w:tcBorders>
+              <w:top w:val="single" w:sz="4" w:space="0" w:color="000000"/>
+              <w:left w:val="single" w:sz="4" w:space="0" w:color="000000"/>
+              <w:bottom w:val="single" w:sz="4" w:space="0" w:color="000000"/>
+              <w:right w:val="single" w:sz="4" w:space="0" w:color="000000"/>
+            </w:tcBorders>
+            <w:tcMar>
+              <w:left w:w="10" w:type="dxa"/>
+              <w:right w:w="10" w:type="dxa"/>
+            </w:tcMar>
+            <w:vAlign w:val="center"/>
+          </w:tcPr>
+          <w:p>
+            <w:r>
+              <w:rPr>
+                <w:rFonts w:ascii="Times New Roman" w:hAnsi="Times New Roman" w:cs="Times New Roman"/>
               </w:rPr>
               <w:t>Nguyễn Thị Thùy Linh (Nhóm trưởng)</w:t>
             </w:r>
@@ -246,6 +286,10 @@
               <w:bottom w:val="single" w:sz="4" w:space="0" w:color="000000"/>
               <w:right w:val="single" w:sz="4" w:space="0" w:color="000000"/>
             </w:tcBorders>
+            <w:tcMar>
+              <w:left w:w="10" w:type="dxa"/>
+              <w:right w:w="10" w:type="dxa"/>
+            </w:tcMar>
             <w:vAlign w:val="center"/>
           </w:tcPr>
           <w:p>
@@ -253,6 +297,9 @@
               <w:jc w:val="center"/>
             </w:pPr>
             <w:r>
+              <w:rPr>
+                <w:rFonts w:ascii="Times New Roman" w:hAnsi="Times New Roman" w:cs="Times New Roman"/>
+              </w:rPr>
               <w:t>051307007285</w:t>
             </w:r>
           </w:p>
@@ -266,10 +313,17 @@
               <w:bottom w:val="single" w:sz="4" w:space="0" w:color="000000"/>
               <w:right w:val="single" w:sz="4" w:space="0" w:color="000000"/>
             </w:tcBorders>
-            <w:vAlign w:val="center"/>
-          </w:tcPr>
-          <w:p>
-            <w:r>
+            <w:tcMar>
+              <w:left w:w="10" w:type="dxa"/>
+              <w:right w:w="10" w:type="dxa"/>
+            </w:tcMar>
+            <w:vAlign w:val="center"/>
+          </w:tcPr>
+          <w:p>
+            <w:r>
+              <w:rPr>
+                <w:rFonts w:ascii="Times New Roman" w:hAnsi="Times New Roman" w:cs="Times New Roman"/>
+              </w:rPr>
               <w:t>Data Model</w:t>
             </w:r>
           </w:p>
@@ -283,12 +337,19 @@
               <w:bottom w:val="single" w:sz="4" w:space="0" w:color="000000"/>
               <w:right w:val="single" w:sz="4" w:space="0" w:color="000000"/>
             </w:tcBorders>
+            <w:tcMar>
+              <w:left w:w="10" w:type="dxa"/>
+              <w:right w:w="10" w:type="dxa"/>
+            </w:tcMar>
             <w:vAlign w:val="center"/>
           </w:tcPr>
           <w:p>
             <w:pPr>
               <w:jc w:val="center"/>
             </w:pPr>
+            <w:r>
+              <w:t>100%</w:t>
+            </w:r>
           </w:p>
         </w:tc>
       </w:tr>
@@ -299,13 +360,17 @@
         </w:trPr>
         <w:tc>
           <w:tcPr>
-            <w:tcW w:w="632" w:type="dxa"/>
-            <w:tcBorders>
-              <w:top w:val="single" w:sz="4" w:space="0" w:color="000000"/>
-              <w:left w:val="single" w:sz="4" w:space="0" w:color="000000"/>
-              <w:bottom w:val="single" w:sz="4" w:space="0" w:color="000000"/>
-              <w:right w:val="single" w:sz="4" w:space="0" w:color="000000"/>
-            </w:tcBorders>
+            <w:tcW w:w="677" w:type="dxa"/>
+            <w:tcBorders>
+              <w:top w:val="single" w:sz="4" w:space="0" w:color="000000"/>
+              <w:left w:val="single" w:sz="4" w:space="0" w:color="000000"/>
+              <w:bottom w:val="single" w:sz="4" w:space="0" w:color="000000"/>
+              <w:right w:val="single" w:sz="4" w:space="0" w:color="000000"/>
+            </w:tcBorders>
+            <w:tcMar>
+              <w:left w:w="10" w:type="dxa"/>
+              <w:right w:w="10" w:type="dxa"/>
+            </w:tcMar>
             <w:vAlign w:val="center"/>
           </w:tcPr>
           <w:p>
@@ -313,23 +378,33 @@
               <w:jc w:val="center"/>
             </w:pPr>
             <w:r>
+              <w:rPr>
+                <w:rFonts w:ascii="Times New Roman" w:hAnsi="Times New Roman" w:cs="Times New Roman"/>
+              </w:rPr>
               <w:t>2</w:t>
             </w:r>
           </w:p>
         </w:tc>
         <w:tc>
           <w:tcPr>
-            <w:tcW w:w="2350" w:type="dxa"/>
-            <w:tcBorders>
-              <w:top w:val="single" w:sz="4" w:space="0" w:color="000000"/>
-              <w:left w:val="single" w:sz="4" w:space="0" w:color="000000"/>
-              <w:bottom w:val="single" w:sz="4" w:space="0" w:color="000000"/>
-              <w:right w:val="single" w:sz="4" w:space="0" w:color="000000"/>
-            </w:tcBorders>
-            <w:vAlign w:val="center"/>
-          </w:tcPr>
-          <w:p>
-            <w:r>
+            <w:tcW w:w="2305" w:type="dxa"/>
+            <w:tcBorders>
+              <w:top w:val="single" w:sz="4" w:space="0" w:color="000000"/>
+              <w:left w:val="single" w:sz="4" w:space="0" w:color="000000"/>
+              <w:bottom w:val="single" w:sz="4" w:space="0" w:color="000000"/>
+              <w:right w:val="single" w:sz="4" w:space="0" w:color="000000"/>
+            </w:tcBorders>
+            <w:tcMar>
+              <w:left w:w="10" w:type="dxa"/>
+              <w:right w:w="10" w:type="dxa"/>
+            </w:tcMar>
+            <w:vAlign w:val="center"/>
+          </w:tcPr>
+          <w:p>
+            <w:r>
+              <w:rPr>
+                <w:rFonts w:ascii="Times New Roman" w:hAnsi="Times New Roman" w:cs="Times New Roman"/>
+              </w:rPr>
               <w:t>Quách Phú Sang</w:t>
             </w:r>
           </w:p>
@@ -343,6 +418,10 @@
               <w:bottom w:val="single" w:sz="4" w:space="0" w:color="000000"/>
               <w:right w:val="single" w:sz="4" w:space="0" w:color="000000"/>
             </w:tcBorders>
+            <w:tcMar>
+              <w:left w:w="10" w:type="dxa"/>
+              <w:right w:w="10" w:type="dxa"/>
+            </w:tcMar>
             <w:vAlign w:val="center"/>
           </w:tcPr>
           <w:p>
@@ -350,6 +429,9 @@
               <w:jc w:val="center"/>
             </w:pPr>
             <w:r>
+              <w:rPr>
+                <w:rFonts w:ascii="Times New Roman" w:hAnsi="Times New Roman" w:cs="Times New Roman"/>
+              </w:rPr>
               <w:t>067207005497</w:t>
             </w:r>
           </w:p>
@@ -363,10 +445,17 @@
               <w:bottom w:val="single" w:sz="4" w:space="0" w:color="000000"/>
               <w:right w:val="single" w:sz="4" w:space="0" w:color="000000"/>
             </w:tcBorders>
-            <w:vAlign w:val="center"/>
-          </w:tcPr>
-          <w:p>
-            <w:r>
+            <w:tcMar>
+              <w:left w:w="10" w:type="dxa"/>
+              <w:right w:w="10" w:type="dxa"/>
+            </w:tcMar>
+            <w:vAlign w:val="center"/>
+          </w:tcPr>
+          <w:p>
+            <w:r>
+              <w:rPr>
+                <w:rFonts w:ascii="Times New Roman" w:hAnsi="Times New Roman" w:cs="Times New Roman"/>
+              </w:rPr>
               <w:t>Data Flow Diagram (DFD)</w:t>
             </w:r>
           </w:p>
@@ -380,12 +469,19 @@
               <w:bottom w:val="single" w:sz="4" w:space="0" w:color="000000"/>
               <w:right w:val="single" w:sz="4" w:space="0" w:color="000000"/>
             </w:tcBorders>
+            <w:tcMar>
+              <w:left w:w="10" w:type="dxa"/>
+              <w:right w:w="10" w:type="dxa"/>
+            </w:tcMar>
             <w:vAlign w:val="center"/>
           </w:tcPr>
           <w:p>
             <w:pPr>
               <w:jc w:val="center"/>
             </w:pPr>
+            <w:r>
+              <w:t>100%</w:t>
+            </w:r>
           </w:p>
         </w:tc>
       </w:tr>
@@ -396,13 +492,17 @@
         </w:trPr>
         <w:tc>
           <w:tcPr>
-            <w:tcW w:w="632" w:type="dxa"/>
-            <w:tcBorders>
-              <w:top w:val="single" w:sz="4" w:space="0" w:color="000000"/>
-              <w:left w:val="single" w:sz="4" w:space="0" w:color="000000"/>
-              <w:bottom w:val="single" w:sz="4" w:space="0" w:color="000000"/>
-              <w:right w:val="single" w:sz="4" w:space="0" w:color="000000"/>
-            </w:tcBorders>
+            <w:tcW w:w="677" w:type="dxa"/>
+            <w:tcBorders>
+              <w:top w:val="single" w:sz="4" w:space="0" w:color="000000"/>
+              <w:left w:val="single" w:sz="4" w:space="0" w:color="000000"/>
+              <w:bottom w:val="single" w:sz="4" w:space="0" w:color="000000"/>
+              <w:right w:val="single" w:sz="4" w:space="0" w:color="000000"/>
+            </w:tcBorders>
+            <w:tcMar>
+              <w:left w:w="10" w:type="dxa"/>
+              <w:right w:w="10" w:type="dxa"/>
+            </w:tcMar>
             <w:vAlign w:val="center"/>
           </w:tcPr>
           <w:p>
@@ -410,28 +510,34 @@
               <w:jc w:val="center"/>
             </w:pPr>
             <w:r>
+              <w:rPr>
+                <w:rFonts w:ascii="Times New Roman" w:hAnsi="Times New Roman" w:cs="Times New Roman"/>
+              </w:rPr>
               <w:t>3</w:t>
             </w:r>
           </w:p>
         </w:tc>
         <w:tc>
           <w:tcPr>
-            <w:tcW w:w="2350" w:type="dxa"/>
-            <w:tcBorders>
-              <w:top w:val="single" w:sz="4" w:space="0" w:color="000000"/>
-              <w:left w:val="single" w:sz="4" w:space="0" w:color="000000"/>
-              <w:bottom w:val="single" w:sz="4" w:space="0" w:color="000000"/>
-              <w:right w:val="single" w:sz="4" w:space="0" w:color="000000"/>
-            </w:tcBorders>
-            <w:vAlign w:val="center"/>
-          </w:tcPr>
-          <w:p>
-            <w:r>
-              <w:rPr>
-                <w:b/>
-                <w:bCs/>
-              </w:rPr>
-              <w:t>Huy</w:t>
+            <w:tcW w:w="2305" w:type="dxa"/>
+            <w:tcBorders>
+              <w:top w:val="single" w:sz="4" w:space="0" w:color="000000"/>
+              <w:left w:val="single" w:sz="4" w:space="0" w:color="000000"/>
+              <w:bottom w:val="single" w:sz="4" w:space="0" w:color="000000"/>
+              <w:right w:val="single" w:sz="4" w:space="0" w:color="000000"/>
+            </w:tcBorders>
+            <w:tcMar>
+              <w:left w:w="10" w:type="dxa"/>
+              <w:right w:w="10" w:type="dxa"/>
+            </w:tcMar>
+            <w:vAlign w:val="center"/>
+          </w:tcPr>
+          <w:p>
+            <w:r>
+              <w:rPr>
+                <w:rFonts w:ascii="Times New Roman" w:hAnsi="Times New Roman" w:cs="Times New Roman"/>
+              </w:rPr>
+              <w:t>Nguyễn Thanh Bảo Huy</w:t>
             </w:r>
           </w:p>
         </w:tc>
@@ -444,12 +550,24 @@
               <w:bottom w:val="single" w:sz="4" w:space="0" w:color="000000"/>
               <w:right w:val="single" w:sz="4" w:space="0" w:color="000000"/>
             </w:tcBorders>
+            <w:tcMar>
+              <w:left w:w="10" w:type="dxa"/>
+              <w:right w:w="10" w:type="dxa"/>
+            </w:tcMar>
             <w:vAlign w:val="center"/>
           </w:tcPr>
           <w:p>
             <w:pPr>
               <w:jc w:val="center"/>
             </w:pPr>
+            <w:r>
+              <w:rPr>
+                <w:rFonts w:ascii="Times New Roman" w:hAnsi="Times New Roman" w:cs="Times New Roman"/>
+                <w:sz w:val="23"/>
+                <w:szCs w:val="23"/>
+              </w:rPr>
+              <w:t>058206006986</w:t>
+            </w:r>
           </w:p>
         </w:tc>
         <w:tc>
@@ -461,10 +579,17 @@
               <w:bottom w:val="single" w:sz="4" w:space="0" w:color="000000"/>
               <w:right w:val="single" w:sz="4" w:space="0" w:color="000000"/>
             </w:tcBorders>
-            <w:vAlign w:val="center"/>
-          </w:tcPr>
-          <w:p>
-            <w:r>
+            <w:tcMar>
+              <w:left w:w="10" w:type="dxa"/>
+              <w:right w:w="10" w:type="dxa"/>
+            </w:tcMar>
+            <w:vAlign w:val="center"/>
+          </w:tcPr>
+          <w:p>
+            <w:r>
+              <w:rPr>
+                <w:rFonts w:ascii="Times New Roman" w:hAnsi="Times New Roman" w:cs="Times New Roman"/>
+              </w:rPr>
               <w:t>Use Case Diagram</w:t>
             </w:r>
           </w:p>
@@ -478,12 +603,19 @@
               <w:bottom w:val="single" w:sz="4" w:space="0" w:color="000000"/>
               <w:right w:val="single" w:sz="4" w:space="0" w:color="000000"/>
             </w:tcBorders>
+            <w:tcMar>
+              <w:left w:w="10" w:type="dxa"/>
+              <w:right w:w="10" w:type="dxa"/>
+            </w:tcMar>
             <w:vAlign w:val="center"/>
           </w:tcPr>
           <w:p>
             <w:pPr>
               <w:jc w:val="center"/>
             </w:pPr>
+            <w:r>
+              <w:t>100%</w:t>
+            </w:r>
           </w:p>
         </w:tc>
       </w:tr>
@@ -494,13 +626,17 @@
         </w:trPr>
         <w:tc>
           <w:tcPr>
-            <w:tcW w:w="632" w:type="dxa"/>
-            <w:tcBorders>
-              <w:top w:val="single" w:sz="4" w:space="0" w:color="000000"/>
-              <w:left w:val="single" w:sz="4" w:space="0" w:color="000000"/>
-              <w:bottom w:val="single" w:sz="4" w:space="0" w:color="000000"/>
-              <w:right w:val="single" w:sz="4" w:space="0" w:color="000000"/>
-            </w:tcBorders>
+            <w:tcW w:w="677" w:type="dxa"/>
+            <w:tcBorders>
+              <w:top w:val="single" w:sz="4" w:space="0" w:color="000000"/>
+              <w:left w:val="single" w:sz="4" w:space="0" w:color="000000"/>
+              <w:bottom w:val="single" w:sz="4" w:space="0" w:color="000000"/>
+              <w:right w:val="single" w:sz="4" w:space="0" w:color="000000"/>
+            </w:tcBorders>
+            <w:tcMar>
+              <w:left w:w="10" w:type="dxa"/>
+              <w:right w:w="10" w:type="dxa"/>
+            </w:tcMar>
             <w:vAlign w:val="center"/>
           </w:tcPr>
           <w:p>
@@ -508,28 +644,34 @@
               <w:jc w:val="center"/>
             </w:pPr>
             <w:r>
+              <w:rPr>
+                <w:rFonts w:ascii="Times New Roman" w:hAnsi="Times New Roman" w:cs="Times New Roman"/>
+              </w:rPr>
               <w:t>4</w:t>
             </w:r>
           </w:p>
         </w:tc>
         <w:tc>
           <w:tcPr>
-            <w:tcW w:w="2350" w:type="dxa"/>
-            <w:tcBorders>
-              <w:top w:val="single" w:sz="4" w:space="0" w:color="000000"/>
-              <w:left w:val="single" w:sz="4" w:space="0" w:color="000000"/>
-              <w:bottom w:val="single" w:sz="4" w:space="0" w:color="000000"/>
-              <w:right w:val="single" w:sz="4" w:space="0" w:color="000000"/>
-            </w:tcBorders>
-            <w:vAlign w:val="center"/>
-          </w:tcPr>
-          <w:p>
-            <w:r>
-              <w:rPr>
-                <w:b/>
-                <w:bCs/>
-              </w:rPr>
-              <w:t>Uyên</w:t>
+            <w:tcW w:w="2305" w:type="dxa"/>
+            <w:tcBorders>
+              <w:top w:val="single" w:sz="4" w:space="0" w:color="000000"/>
+              <w:left w:val="single" w:sz="4" w:space="0" w:color="000000"/>
+              <w:bottom w:val="single" w:sz="4" w:space="0" w:color="000000"/>
+              <w:right w:val="single" w:sz="4" w:space="0" w:color="000000"/>
+            </w:tcBorders>
+            <w:tcMar>
+              <w:left w:w="10" w:type="dxa"/>
+              <w:right w:w="10" w:type="dxa"/>
+            </w:tcMar>
+            <w:vAlign w:val="center"/>
+          </w:tcPr>
+          <w:p>
+            <w:r>
+              <w:rPr>
+                <w:rFonts w:ascii="Times New Roman" w:hAnsi="Times New Roman" w:cs="Times New Roman"/>
+              </w:rPr>
+              <w:t>Ngô Thị Mỹ Uyên</w:t>
             </w:r>
           </w:p>
         </w:tc>
@@ -542,12 +684,24 @@
               <w:bottom w:val="single" w:sz="4" w:space="0" w:color="000000"/>
               <w:right w:val="single" w:sz="4" w:space="0" w:color="000000"/>
             </w:tcBorders>
+            <w:tcMar>
+              <w:left w:w="10" w:type="dxa"/>
+              <w:right w:w="10" w:type="dxa"/>
+            </w:tcMar>
             <w:vAlign w:val="center"/>
           </w:tcPr>
           <w:p>
             <w:pPr>
               <w:jc w:val="center"/>
             </w:pPr>
+            <w:r>
+              <w:rPr>
+                <w:rFonts w:ascii="Times New Roman" w:hAnsi="Times New Roman" w:cs="Times New Roman"/>
+                <w:sz w:val="23"/>
+                <w:szCs w:val="23"/>
+              </w:rPr>
+              <w:t>075307007784</w:t>
+            </w:r>
           </w:p>
         </w:tc>
         <w:tc>
@@ -559,10 +713,17 @@
               <w:bottom w:val="single" w:sz="4" w:space="0" w:color="000000"/>
               <w:right w:val="single" w:sz="4" w:space="0" w:color="000000"/>
             </w:tcBorders>
-            <w:vAlign w:val="center"/>
-          </w:tcPr>
-          <w:p>
-            <w:r>
+            <w:tcMar>
+              <w:left w:w="10" w:type="dxa"/>
+              <w:right w:w="10" w:type="dxa"/>
+            </w:tcMar>
+            <w:vAlign w:val="center"/>
+          </w:tcPr>
+          <w:p>
+            <w:r>
+              <w:rPr>
+                <w:rFonts w:ascii="Times New Roman" w:hAnsi="Times New Roman" w:cs="Times New Roman"/>
+              </w:rPr>
               <w:t>Class Diagram</w:t>
             </w:r>
           </w:p>
@@ -576,29 +737,40 @@
               <w:bottom w:val="single" w:sz="4" w:space="0" w:color="000000"/>
               <w:right w:val="single" w:sz="4" w:space="0" w:color="000000"/>
             </w:tcBorders>
+            <w:tcMar>
+              <w:left w:w="10" w:type="dxa"/>
+              <w:right w:w="10" w:type="dxa"/>
+            </w:tcMar>
             <w:vAlign w:val="center"/>
           </w:tcPr>
           <w:p>
             <w:pPr>
               <w:jc w:val="center"/>
             </w:pPr>
+            <w:r>
+              <w:t>100%</w:t>
+            </w:r>
           </w:p>
         </w:tc>
       </w:tr>
       <w:tr>
         <w:trPr>
-          <w:trHeight w:val="264"/>
+          <w:trHeight w:val="264" w:hRule="atLeast"/>
           <w:jc w:val="center"/>
         </w:trPr>
         <w:tc>
           <w:tcPr>
-            <w:tcW w:w="632" w:type="dxa"/>
-            <w:tcBorders>
-              <w:top w:val="single" w:sz="4" w:space="0" w:color="000000"/>
-              <w:left w:val="single" w:sz="4" w:space="0" w:color="000000"/>
-              <w:bottom w:val="single" w:sz="4" w:space="0" w:color="000000"/>
-              <w:right w:val="single" w:sz="4" w:space="0" w:color="000000"/>
-            </w:tcBorders>
+            <w:tcW w:w="677" w:type="dxa"/>
+            <w:tcBorders>
+              <w:top w:val="single" w:sz="4" w:space="0" w:color="000000"/>
+              <w:left w:val="single" w:sz="4" w:space="0" w:color="000000"/>
+              <w:bottom w:val="single" w:sz="4" w:space="0" w:color="000000"/>
+              <w:right w:val="single" w:sz="4" w:space="0" w:color="000000"/>
+            </w:tcBorders>
+            <w:tcMar>
+              <w:left w:w="10" w:type="dxa"/>
+              <w:right w:w="10" w:type="dxa"/>
+            </w:tcMar>
             <w:vAlign w:val="center"/>
           </w:tcPr>
           <w:p>
@@ -606,28 +778,34 @@
               <w:jc w:val="center"/>
             </w:pPr>
             <w:r>
+              <w:rPr>
+                <w:rFonts w:ascii="Times New Roman" w:hAnsi="Times New Roman" w:cs="Times New Roman"/>
+              </w:rPr>
               <w:t>5</w:t>
             </w:r>
           </w:p>
         </w:tc>
         <w:tc>
           <w:tcPr>
-            <w:tcW w:w="2350" w:type="dxa"/>
-            <w:tcBorders>
-              <w:top w:val="single" w:sz="4" w:space="0" w:color="000000"/>
-              <w:left w:val="single" w:sz="4" w:space="0" w:color="000000"/>
-              <w:bottom w:val="single" w:sz="4" w:space="0" w:color="000000"/>
-              <w:right w:val="single" w:sz="4" w:space="0" w:color="000000"/>
-            </w:tcBorders>
-            <w:vAlign w:val="center"/>
-          </w:tcPr>
-          <w:p>
-            <w:r>
-              <w:rPr>
-                <w:b/>
-                <w:bCs/>
-              </w:rPr>
-              <w:t>Hoàng</w:t>
+            <w:tcW w:w="2305" w:type="dxa"/>
+            <w:tcBorders>
+              <w:top w:val="single" w:sz="4" w:space="0" w:color="000000"/>
+              <w:left w:val="single" w:sz="4" w:space="0" w:color="000000"/>
+              <w:bottom w:val="single" w:sz="4" w:space="0" w:color="000000"/>
+              <w:right w:val="single" w:sz="4" w:space="0" w:color="000000"/>
+            </w:tcBorders>
+            <w:tcMar>
+              <w:left w:w="10" w:type="dxa"/>
+              <w:right w:w="10" w:type="dxa"/>
+            </w:tcMar>
+            <w:vAlign w:val="center"/>
+          </w:tcPr>
+          <w:p>
+            <w:r>
+              <w:rPr>
+                <w:rFonts w:ascii="Times New Roman" w:hAnsi="Times New Roman" w:cs="Times New Roman"/>
+              </w:rPr>
+              <w:t>Kim Đing Hoàng</w:t>
             </w:r>
           </w:p>
         </w:tc>
@@ -640,12 +818,24 @@
               <w:bottom w:val="single" w:sz="4" w:space="0" w:color="000000"/>
               <w:right w:val="single" w:sz="4" w:space="0" w:color="000000"/>
             </w:tcBorders>
+            <w:tcMar>
+              <w:left w:w="10" w:type="dxa"/>
+              <w:right w:w="10" w:type="dxa"/>
+            </w:tcMar>
             <w:vAlign w:val="center"/>
           </w:tcPr>
           <w:p>
             <w:pPr>
               <w:jc w:val="center"/>
             </w:pPr>
+            <w:r>
+              <w:rPr>
+                <w:rFonts w:ascii="Times New Roman" w:hAnsi="Times New Roman" w:cs="Times New Roman"/>
+                <w:sz w:val="23"/>
+                <w:szCs w:val="23"/>
+              </w:rPr>
+              <w:t>068207009020</w:t>
+            </w:r>
           </w:p>
         </w:tc>
         <w:tc>
@@ -657,10 +847,17 @@
               <w:bottom w:val="single" w:sz="4" w:space="0" w:color="000000"/>
               <w:right w:val="single" w:sz="4" w:space="0" w:color="000000"/>
             </w:tcBorders>
-            <w:vAlign w:val="center"/>
-          </w:tcPr>
-          <w:p>
-            <w:r>
+            <w:tcMar>
+              <w:left w:w="10" w:type="dxa"/>
+              <w:right w:w="10" w:type="dxa"/>
+            </w:tcMar>
+            <w:vAlign w:val="center"/>
+          </w:tcPr>
+          <w:p>
+            <w:r>
+              <w:rPr>
+                <w:rFonts w:ascii="Times New Roman" w:hAnsi="Times New Roman" w:cs="Times New Roman"/>
+              </w:rPr>
               <w:t>Interface Design Description</w:t>
             </w:r>
           </w:p>
@@ -674,12 +871,19 @@
               <w:bottom w:val="single" w:sz="4" w:space="0" w:color="000000"/>
               <w:right w:val="single" w:sz="4" w:space="0" w:color="000000"/>
             </w:tcBorders>
+            <w:tcMar>
+              <w:left w:w="10" w:type="dxa"/>
+              <w:right w:w="10" w:type="dxa"/>
+            </w:tcMar>
             <w:vAlign w:val="center"/>
           </w:tcPr>
           <w:p>
             <w:pPr>
               <w:jc w:val="center"/>
             </w:pPr>
+            <w:r>
+              <w:t>100%</w:t>
+            </w:r>
           </w:p>
         </w:tc>
       </w:tr>
@@ -692,19 +896,22 @@
     <w:p>
       <w:r>
         <w:rPr>
+          <w:rFonts w:ascii="Times New Roman" w:hAnsi="Times New Roman" w:cs="Times New Roman"/>
           <w:b/>
           <w:bCs/>
         </w:rPr>
         <w:t xml:space="preserve">Ghi chú: </w:t>
       </w:r>
       <w:r>
+        <w:rPr>
+          <w:rFonts w:ascii="Times New Roman" w:hAnsi="Times New Roman" w:cs="Times New Roman"/>
+        </w:rPr>
         <w:t>Riêng phần Functional Requirements và Non-Functional Requirements do cả nhóm cùng thảo luận và thực hiện chung, không tách riêng cho một cá nhân.</w:t>
       </w:r>
     </w:p>
     <w:sectPr>
       <w:pgSz w:w="12240" w:h="15840"/>
       <w:pgMar w:top="1440" w:right="1440" w:bottom="1440" w:left="1440" w:header="708" w:footer="708" w:gutter="0"/>
-      <w:cols w:space="720"/>
       <w:docGrid w:linePitch="360"/>
     </w:sectPr>
   </w:body>
